--- a/public/templates/Orman Kesim ve Tomruklama Güvenlik Prosedürü.docx
+++ b/public/templates/Orman Kesim ve Tomruklama Güvenlik Prosedürü.docx
@@ -153,6 +153,19 @@
         </w:tc>
       </w:tr>
     </w:tbl>
+    <w:p>
+      <w:r>
+        <w:t>[SİSTEM BİLGİSİ - ZORUNLU ALANLAR]</w:t>
+        <w:br/>
+        <w:t>Firma: {companyName}</w:t>
+        <w:br/>
+        <w:t>Tarih: {date}</w:t>
+        <w:br/>
+        <w:t>Hazırlayan: {preparedBy}</w:t>
+        <w:br/>
+        <w:t>Açıklama: {description}</w:t>
+      </w:r>
+    </w:p>
     <w:p/>
     <w:p>
       <w:pPr>

--- a/public/templates/Orman Kesim ve Tomruklama Güvenlik Prosedürü.docx
+++ b/public/templates/Orman Kesim ve Tomruklama Güvenlik Prosedürü.docx
@@ -153,19 +153,6 @@
         </w:tc>
       </w:tr>
     </w:tbl>
-    <w:p>
-      <w:r>
-        <w:t>[SİSTEM BİLGİSİ - ZORUNLU ALANLAR]</w:t>
-        <w:br/>
-        <w:t>Firma: {companyName}</w:t>
-        <w:br/>
-        <w:t>Tarih: {date}</w:t>
-        <w:br/>
-        <w:t>Hazırlayan: {preparedBy}</w:t>
-        <w:br/>
-        <w:t>Açıklama: {description}</w:t>
-      </w:r>
-    </w:p>
     <w:p/>
     <w:p>
       <w:pPr>
